--- a/results/manuscript/ManuscriptDraft5_v25.docx
+++ b/results/manuscript/ManuscriptDraft5_v25.docx
@@ -359,35 +359,7 @@
           <w:rFonts w:cs="Times New Roman"/>
           <w:highlight w:val="yellow"/>
         </w:rPr>
-        <w:t>06.</w:t>
-      </w:r>
-      <w:r>
-        <w:rPr>
-          <w:rFonts w:cs="Times New Roman"/>
-          <w:highlight w:val="yellow"/>
-        </w:rPr>
-        <w:t>09</w:t>
-      </w:r>
-      <w:r>
-        <w:rPr>
-          <w:rFonts w:cs="Times New Roman"/>
-          <w:highlight w:val="yellow"/>
-        </w:rPr>
-        <w:t>.2026</w:t>
-      </w:r>
-      <w:r>
-        <w:rPr>
-          <w:rFonts w:cs="Times New Roman"/>
-          <w:highlight w:val="yellow"/>
-        </w:rPr>
-        <w:t xml:space="preserve"> — </w:t>
-      </w:r>
-      <w:r>
-        <w:rPr>
-          <w:rFonts w:cs="Times New Roman"/>
-          <w:highlight w:val="yellow"/>
-        </w:rPr>
-        <w:t>23.10.2026</w:t>
+        <w:t>12.09.2026 — 03.10.2026</w:t>
       </w:r>
       <w:r>
         <w:rPr>
@@ -6171,12 +6143,6 @@
         <w:gridCol w:w="1308"/>
       </w:tblGrid>
       <w:tr>
-        <w:tblPrEx>
-          <w:tblCellMar>
-            <w:top w:w="0" w:type="dxa"/>
-            <w:bottom w:w="0" w:type="dxa"/>
-          </w:tblCellMar>
-        </w:tblPrEx>
         <w:trPr>
           <w:tblHeader/>
         </w:trPr>
@@ -6512,12 +6478,6 @@
         </w:tc>
       </w:tr>
       <w:tr>
-        <w:tblPrEx>
-          <w:tblCellMar>
-            <w:top w:w="0" w:type="dxa"/>
-            <w:bottom w:w="0" w:type="dxa"/>
-          </w:tblCellMar>
-        </w:tblPrEx>
         <w:trPr>
           <w:cantSplit/>
         </w:trPr>
@@ -6820,12 +6780,6 @@
         </w:tc>
       </w:tr>
       <w:tr>
-        <w:tblPrEx>
-          <w:tblCellMar>
-            <w:top w:w="0" w:type="dxa"/>
-            <w:bottom w:w="0" w:type="dxa"/>
-          </w:tblCellMar>
-        </w:tblPrEx>
         <w:trPr>
           <w:cantSplit/>
         </w:trPr>
@@ -7128,12 +7082,6 @@
         </w:tc>
       </w:tr>
       <w:tr>
-        <w:tblPrEx>
-          <w:tblCellMar>
-            <w:top w:w="0" w:type="dxa"/>
-            <w:bottom w:w="0" w:type="dxa"/>
-          </w:tblCellMar>
-        </w:tblPrEx>
         <w:trPr>
           <w:cantSplit/>
         </w:trPr>
@@ -7436,12 +7384,6 @@
         </w:tc>
       </w:tr>
       <w:tr>
-        <w:tblPrEx>
-          <w:tblCellMar>
-            <w:top w:w="0" w:type="dxa"/>
-            <w:bottom w:w="0" w:type="dxa"/>
-          </w:tblCellMar>
-        </w:tblPrEx>
         <w:trPr>
           <w:cantSplit/>
         </w:trPr>
@@ -7744,12 +7686,6 @@
         </w:tc>
       </w:tr>
       <w:tr>
-        <w:tblPrEx>
-          <w:tblCellMar>
-            <w:top w:w="0" w:type="dxa"/>
-            <w:bottom w:w="0" w:type="dxa"/>
-          </w:tblCellMar>
-        </w:tblPrEx>
         <w:trPr>
           <w:cantSplit/>
         </w:trPr>
@@ -8052,12 +7988,6 @@
         </w:tc>
       </w:tr>
       <w:tr>
-        <w:tblPrEx>
-          <w:tblCellMar>
-            <w:top w:w="0" w:type="dxa"/>
-            <w:bottom w:w="0" w:type="dxa"/>
-          </w:tblCellMar>
-        </w:tblPrEx>
         <w:trPr>
           <w:cantSplit/>
         </w:trPr>
@@ -8360,12 +8290,6 @@
         </w:tc>
       </w:tr>
       <w:tr>
-        <w:tblPrEx>
-          <w:tblCellMar>
-            <w:top w:w="0" w:type="dxa"/>
-            <w:bottom w:w="0" w:type="dxa"/>
-          </w:tblCellMar>
-        </w:tblPrEx>
         <w:trPr>
           <w:cantSplit/>
         </w:trPr>
